--- a/ms/r2/author_responses.docx
+++ b/ms/r2/author_responses.docx
@@ -2,23 +2,6 @@
 <file path=word/document.xml><?xml version="1.0" encoding="utf-8"?>
 <w:document xmlns:wpc="http://schemas.microsoft.com/office/word/2010/wordprocessingCanvas" xmlns:cx="http://schemas.microsoft.com/office/drawing/2014/chartex" xmlns:cx1="http://schemas.microsoft.com/office/drawing/2015/9/8/chartex" xmlns:cx2="http://schemas.microsoft.com/office/drawing/2015/10/21/chartex" xmlns:cx3="http://schemas.microsoft.com/office/drawing/2016/5/9/chartex" xmlns:cx4="http://schemas.microsoft.com/office/drawing/2016/5/10/chartex" xmlns:cx5="http://schemas.microsoft.com/office/drawing/2016/5/11/chartex" xmlns:cx6="http://schemas.microsoft.com/office/drawing/2016/5/12/chartex" xmlns:cx7="http://schemas.microsoft.com/office/drawing/2016/5/13/chartex" xmlns:cx8="http://schemas.microsoft.com/office/drawing/2016/5/14/chartex" xmlns:mc="http://schemas.openxmlformats.org/markup-compatibility/2006" xmlns:aink="http://schemas.microsoft.com/office/drawing/2016/ink" xmlns:am3d="http://schemas.microsoft.com/office/drawing/2017/model3d" xmlns:o="urn:schemas-microsoft-com:office:office" xmlns:oel="http://schemas.microsoft.com/office/2019/extlst" xmlns:r="http://schemas.openxmlformats.org/officeDocument/2006/relationships" xmlns:m="http://schemas.openxmlformats.org/officeDocument/2006/math" xmlns:v="urn:schemas-microsoft-com:vml" xmlns:wp14="http://schemas.microsoft.com/office/word/2010/wordprocessingDrawing" xmlns:wp="http://schemas.openxmlformats.org/drawingml/2006/wordprocessingDrawing" xmlns:w10="urn:schemas-microsoft-com:office:word" xmlns:w="http://schemas.openxmlformats.org/wordprocessingml/2006/main" xmlns:w14="http://schemas.microsoft.com/office/word/2010/wordml" xmlns:w15="http://schemas.microsoft.com/office/word/2012/wordml" xmlns:w16cex="http://schemas.microsoft.com/office/word/2018/wordml/cex" xmlns:w16cid="http://schemas.microsoft.com/office/word/2016/wordml/cid" xmlns:w16="http://schemas.microsoft.com/office/word/2018/wordml" xmlns:w16du="http://schemas.microsoft.com/office/word/2023/wordml/word16du" xmlns:w16sdtdh="http://schemas.microsoft.com/office/word/2020/wordml/sdtdatahash" xmlns:w16sdtfl="http://schemas.microsoft.com/office/word/2024/wordml/sdtformatlock" xmlns:w16se="http://schemas.microsoft.com/office/word/2015/wordml/symex" xmlns:wpg="http://schemas.microsoft.com/office/word/2010/wordprocessingGroup" xmlns:wpi="http://schemas.microsoft.com/office/word/2010/wordprocessingInk" xmlns:wne="http://schemas.microsoft.com/office/word/2006/wordml" xmlns:wps="http://schemas.microsoft.com/office/word/2010/wordprocessingShape" mc:Ignorable="w14 w15 w16se w16cid w16 w16cex w16sdtdh w16sdtfl w16du wp14">
   <w:body>
-    <w:p>
-      <w:pPr>
-        <w:rPr>
-          <w:rFonts w:ascii="Aptos" w:hAnsi="Aptos"/>
-          <w:color w:val="000000"/>
-          <w:shd w:val="clear" w:color="auto" w:fill="FFFFFF"/>
-        </w:rPr>
-      </w:pPr>
-      <w:r>
-        <w:rPr>
-          <w:rFonts w:ascii="Aptos" w:hAnsi="Aptos"/>
-          <w:color w:val="000000"/>
-          <w:shd w:val="clear" w:color="auto" w:fill="FFFFFF"/>
-        </w:rPr>
-        <w:t>Dear editor and reviewers:</w:t>
-      </w:r>
-    </w:p>
     <w:p>
       <w:pPr>
         <w:rPr>
@@ -127,51 +110,135 @@
       <w:r>
         <w:rPr>
           <w:rFonts w:ascii="Aptos" w:hAnsi="Aptos"/>
+          <w:color w:val="212121"/>
+        </w:rPr>
+        <w:t>The Discussion is limited and fails to draw parallels with relevant studies from the peer-reviewed literature or put the presented results into the right context. You need to augment significantly the Discussion section in your paper and evaluate your work with reference to similar studies from the field of ecological informatics; several examples are also available in the journal Ecological Informatics. We receive a much higher number of papers than what we can realistically publish, and the standards of the papers that are ultimately accepted are high. Your write-up needs a lot more work. This is not a journal that solely focuses on the technical aspects of the published scholarship, we also want to see context, broader implications of your work, critical discussion of the uncertainties etc.</w:t>
+      </w:r>
+    </w:p>
+    <w:p>
+      <w:pPr>
+        <w:rPr>
+          <w:rFonts w:ascii="Aptos" w:hAnsi="Aptos"/>
           <w:b/>
           <w:bCs/>
           <w:color w:val="212121"/>
         </w:rPr>
-        <w:t>The Discussion is limited and fails to draw parallels with relevant studies from the peer-reviewed literature or put the presented results into the right context. You need to augment significantly the Discussion section in your paper and evaluate your work with reference to similar studies from the field of ecological informatics; several examples are also available in the journal Ecological Informatics. We receive a much higher number of papers than what we can realistically publish, and the standards of the papers that are ultimately accepted are high. Your write-up needs a lot more work. This is not a journal that solely focuses on the technical aspects of the published scholarship, we also want to see context, broader implications of your work, critical discussion of the uncertainties etc.</w:t>
-      </w:r>
-    </w:p>
-    <w:p>
-      <w:pPr>
+      </w:pPr>
+    </w:p>
+    <w:p>
+      <w:pPr>
+        <w:spacing w:line="405" w:lineRule="atLeast"/>
+        <w:rPr>
+          <w:rFonts w:ascii="Aptos" w:hAnsi="Aptos"/>
+          <w:color w:val="0070C0"/>
+        </w:rPr>
+      </w:pPr>
+      <w:r>
+        <w:rPr>
+          <w:rFonts w:ascii="Aptos" w:hAnsi="Aptos"/>
+          <w:color w:val="0070C0"/>
+        </w:rPr>
+        <w:t xml:space="preserve">Thank you for your careful review, and we truly appreciate your thoughtful feedback. We apologize for our earlier oversight in addressing the language quality and the depth of the Discussion section, and we understand how essential these components are for the readership of </w:t>
+      </w:r>
+      <w:r>
+        <w:rPr>
+          <w:rFonts w:ascii="Aptos" w:hAnsi="Aptos"/>
+          <w:i/>
+          <w:iCs/>
+          <w:color w:val="0070C0"/>
+        </w:rPr>
+        <w:t>Ecological Informatics</w:t>
+      </w:r>
+      <w:r>
+        <w:rPr>
+          <w:rFonts w:ascii="Aptos" w:hAnsi="Aptos"/>
+          <w:color w:val="0070C0"/>
+        </w:rPr>
+        <w:t xml:space="preserve">. We have thoroughly revised the entire manuscript and added three new paragraphs to the Discussion, incorporating comparisons with </w:t>
+      </w:r>
+      <w:r>
+        <w:rPr>
+          <w:rFonts w:ascii="Aptos" w:hAnsi="Aptos"/>
+          <w:color w:val="0070C0"/>
+        </w:rPr>
+        <w:t>past</w:t>
+      </w:r>
+      <w:r>
+        <w:rPr>
+          <w:rFonts w:ascii="Aptos" w:hAnsi="Aptos"/>
+          <w:color w:val="0070C0"/>
+        </w:rPr>
+        <w:t xml:space="preserve"> studies on ant behavior and ecology, as well as providing a more detailed exploration of the potential applications of our findings in both ecological research and machine learning. We have also corrected more than 30 grammatical and editorial errors, such as missing articles, subject–verb agreement, misspellings, and tense inconsistencies. If you find any areas that require further revision, we would be happy to make additional changes. We greatly appreciate your feedback and guidance throughout this process.</w:t>
+      </w:r>
+    </w:p>
+    <w:p>
+      <w:pPr>
+        <w:rPr>
+          <w:rFonts w:ascii="Aptos" w:hAnsi="Aptos"/>
+          <w:color w:val="212121"/>
+        </w:rPr>
+      </w:pPr>
+    </w:p>
+    <w:p>
+      <w:pPr>
+        <w:rPr>
+          <w:rFonts w:ascii="Aptos" w:hAnsi="Aptos"/>
+          <w:color w:val="212121"/>
+        </w:rPr>
+      </w:pPr>
+    </w:p>
+    <w:p>
+      <w:pPr>
+        <w:rPr>
+          <w:rFonts w:ascii="Aptos" w:hAnsi="Aptos"/>
+          <w:color w:val="212121"/>
+        </w:rPr>
+      </w:pPr>
+    </w:p>
+    <w:p>
+      <w:pPr>
+        <w:rPr>
+          <w:rFonts w:ascii="Aptos" w:hAnsi="Aptos"/>
+          <w:color w:val="212121"/>
+        </w:rPr>
+      </w:pPr>
+    </w:p>
+    <w:p>
+      <w:pPr>
+        <w:rPr>
+          <w:rFonts w:ascii="Aptos" w:hAnsi="Aptos"/>
+          <w:color w:val="212121"/>
+        </w:rPr>
+      </w:pPr>
+    </w:p>
+    <w:p>
+      <w:pPr>
+        <w:rPr>
+          <w:rFonts w:ascii="Aptos" w:hAnsi="Aptos"/>
+          <w:color w:val="212121"/>
+        </w:rPr>
+      </w:pPr>
+      <w:r>
+        <w:rPr>
+          <w:rFonts w:ascii="Aptos" w:hAnsi="Aptos"/>
+          <w:color w:val="212121"/>
+        </w:rPr>
+        <w:br/>
+      </w:r>
+      <w:r>
+        <w:rPr>
+          <w:rFonts w:ascii="Aptos" w:hAnsi="Aptos"/>
+          <w:color w:val="212121"/>
+        </w:rPr>
+        <w:br/>
+      </w:r>
+      <w:r>
         <w:rPr>
           <w:rFonts w:ascii="Aptos" w:hAnsi="Aptos"/>
           <w:b/>
           <w:bCs/>
           <w:color w:val="212121"/>
         </w:rPr>
-      </w:pPr>
-    </w:p>
-    <w:p>
-      <w:pPr>
-        <w:rPr>
-          <w:rFonts w:ascii="Aptos" w:hAnsi="Aptos"/>
-          <w:color w:val="212121"/>
-        </w:rPr>
-      </w:pPr>
-      <w:r>
-        <w:rPr>
-          <w:rFonts w:ascii="Aptos" w:hAnsi="Aptos"/>
-          <w:color w:val="212121"/>
-        </w:rPr>
-        <w:br/>
-      </w:r>
-      <w:r>
-        <w:rPr>
-          <w:rFonts w:ascii="Aptos" w:hAnsi="Aptos"/>
-          <w:color w:val="212121"/>
-        </w:rPr>
-        <w:br/>
-      </w:r>
-      <w:r>
-        <w:rPr>
-          <w:rFonts w:ascii="Aptos" w:hAnsi="Aptos"/>
-          <w:b/>
-          <w:bCs/>
-          <w:color w:val="212121"/>
-        </w:rPr>
         <w:t>Reviewer #2:</w:t>
       </w:r>
       <w:r>
@@ -194,6 +261,7 @@
           <w:rFonts w:ascii="Aptos" w:hAnsi="Aptos"/>
           <w:color w:val="212121"/>
         </w:rPr>
+        <w:lastRenderedPageBreak/>
         <w:t>The revision clarified the scenarios and experimental settings. However, there are still some difficulties.</w:t>
       </w:r>
       <w:r>
@@ -241,7 +309,14 @@
           <w:rFonts w:ascii="Aptos" w:hAnsi="Aptos"/>
           <w:color w:val="0070C0"/>
         </w:rPr>
-        <w:t>description for the B02 setup.</w:t>
+        <w:t>description for the B02 setup</w:t>
+      </w:r>
+      <w:r>
+        <w:rPr>
+          <w:rFonts w:ascii="Aptos" w:hAnsi="Aptos"/>
+          <w:color w:val="0070C0"/>
+        </w:rPr>
+        <w:t xml:space="preserve"> in L170-172.</w:t>
       </w:r>
     </w:p>
     <w:p>
@@ -287,7 +362,21 @@
           <w:rFonts w:ascii="Aptos" w:hAnsi="Aptos"/>
           <w:color w:val="0070C0"/>
         </w:rPr>
-        <w:t>gone through the manuscript and corrected it properly.</w:t>
+        <w:t xml:space="preserve">gone through the manuscript and corrected </w:t>
+      </w:r>
+      <w:r>
+        <w:rPr>
+          <w:rFonts w:ascii="Aptos" w:hAnsi="Aptos"/>
+          <w:color w:val="0070C0"/>
+        </w:rPr>
+        <w:t>all the instances</w:t>
+      </w:r>
+      <w:r>
+        <w:rPr>
+          <w:rFonts w:ascii="Aptos" w:hAnsi="Aptos"/>
+          <w:color w:val="0070C0"/>
+        </w:rPr>
+        <w:t xml:space="preserve"> properly.</w:t>
       </w:r>
       <w:r>
         <w:rPr>
@@ -324,33 +413,61 @@
           <w:rFonts w:ascii="Aptos" w:hAnsi="Aptos"/>
           <w:color w:val="0070C0"/>
         </w:rPr>
-        <w:lastRenderedPageBreak/>
-        <w:t xml:space="preserve">Thank you for your careful evaluation of our paragraph arrangement. We have moved section 3.6 (Calibration and Evaluation) to precede our description of the study procedure, and we have added a few more introductory sentences to make the content more </w:t>
-      </w:r>
-      <w:r>
-        <w:rPr>
-          <w:rFonts w:ascii="Aptos" w:hAnsi="Aptos"/>
-          <w:color w:val="0070C0"/>
-        </w:rPr>
-        <w:t>friendly</w:t>
-      </w:r>
-      <w:r>
-        <w:rPr>
-          <w:rFonts w:ascii="Aptos" w:hAnsi="Aptos"/>
-          <w:color w:val="0070C0"/>
-        </w:rPr>
-        <w:t xml:space="preserve"> to a broader audience.</w:t>
-      </w:r>
-    </w:p>
-    <w:p>
+        <w:t>Thank you for carefully reviewing our paragraph arrangement. We have moved Section 3.6 (Calibration and Evaluation) to Section 3.3, so that it now precedes our description of the study procedure (</w:t>
+      </w:r>
+      <w:r>
+        <w:rPr>
+          <w:rFonts w:ascii="Aptos" w:hAnsi="Aptos"/>
+          <w:color w:val="0070C0"/>
+        </w:rPr>
+        <w:t xml:space="preserve">now </w:t>
+      </w:r>
+      <w:r>
+        <w:rPr>
+          <w:rFonts w:ascii="Aptos" w:hAnsi="Aptos"/>
+          <w:color w:val="0070C0"/>
+        </w:rPr>
+        <w:t>Sections 3.4–3.6). We have also added several introductory sentences (L205–217) to make the content more accessible to a broader audience.</w:t>
+      </w:r>
+    </w:p>
+    <w:p>
+      <w:pPr>
+        <w:rPr>
+          <w:rFonts w:ascii="Aptos" w:hAnsi="Aptos"/>
+          <w:color w:val="212121"/>
+        </w:rPr>
+      </w:pPr>
       <w:r>
         <w:rPr>
           <w:rFonts w:ascii="Aptos" w:hAnsi="Aptos"/>
           <w:color w:val="212121"/>
         </w:rPr>
         <w:br/>
-        <w:t>L241-250: The performance with SAHI vs without SAHI was statistically tested, but for objectives, it seems to be better to test the performance using ANOVA or linear modeling scheme including three categories of sample size (and background complexity, "A" or "B") in addition to with SAHI vs without SAHI.</w:t>
-      </w:r>
+        <w:t xml:space="preserve">L241-250: The performance with SAHI vs without SAHI was statistically tested, but for objectives, it seems to be better to test the performance using ANOVA or linear modeling scheme including three categories of sample size (and background complexity, "A" or "B") </w:t>
+      </w:r>
+    </w:p>
+    <w:p>
+      <w:pPr>
+        <w:rPr>
+          <w:rFonts w:ascii="Aptos" w:hAnsi="Aptos"/>
+          <w:color w:val="212121"/>
+        </w:rPr>
+      </w:pPr>
+      <w:r>
+        <w:rPr>
+          <w:rFonts w:ascii="Aptos" w:hAnsi="Aptos"/>
+          <w:color w:val="212121"/>
+        </w:rPr>
+        <w:t>in addition to with SAHI vs without SAHI.</w:t>
+      </w:r>
+    </w:p>
+    <w:p>
+      <w:pPr>
+        <w:rPr>
+          <w:rFonts w:ascii="Aptos" w:hAnsi="Aptos"/>
+          <w:color w:val="212121"/>
+        </w:rPr>
+      </w:pPr>
       <w:r>
         <w:rPr>
           <w:rFonts w:ascii="Aptos" w:hAnsi="Aptos"/>
@@ -358,6 +475,21 @@
         </w:rPr>
         <w:br/>
       </w:r>
+      <w:r>
+        <w:rPr>
+          <w:rFonts w:ascii="Aptos" w:hAnsi="Aptos"/>
+          <w:color w:val="0070C0"/>
+        </w:rPr>
+        <w:t>Thank you for your helpful suggestion. We applied ordinary least squares to fit each factor and used t-tests to evaluate their effects on model performance. The methods are described in L287–301, and the results are presented in L381–392 and Table 2.</w:t>
+      </w:r>
+    </w:p>
+    <w:p>
+      <w:pPr>
+        <w:rPr>
+          <w:rFonts w:ascii="Aptos" w:hAnsi="Aptos"/>
+          <w:color w:val="212121"/>
+        </w:rPr>
+      </w:pPr>
       <w:r>
         <w:rPr>
           <w:rFonts w:ascii="Aptos" w:hAnsi="Aptos"/>
@@ -369,12 +501,33 @@
     </w:p>
     <w:p>
       <w:pPr>
-        <w:jc w:val="both"/>
-        <w:rPr>
-          <w:rFonts w:ascii="Aptos" w:hAnsi="Aptos"/>
-          <w:color w:val="212121"/>
-        </w:rPr>
-      </w:pPr>
+        <w:rPr>
+          <w:rFonts w:ascii="Aptos" w:hAnsi="Aptos"/>
+          <w:color w:val="212121"/>
+        </w:rPr>
+      </w:pPr>
+    </w:p>
+    <w:p>
+      <w:pPr>
+        <w:rPr>
+          <w:rFonts w:ascii="Aptos" w:hAnsi="Aptos"/>
+          <w:color w:val="212121"/>
+        </w:rPr>
+      </w:pPr>
+      <w:r>
+        <w:rPr>
+          <w:rFonts w:ascii="Aptos" w:hAnsi="Aptos"/>
+          <w:color w:val="0070C0"/>
+        </w:rPr>
+        <w:t xml:space="preserve">Thank you for your </w:t>
+      </w:r>
+      <w:r>
+        <w:rPr>
+          <w:rFonts w:ascii="Aptos" w:hAnsi="Aptos"/>
+          <w:color w:val="0070C0"/>
+        </w:rPr>
+        <w:t>comment, and we apologize for the oversight. We have added the methodology and rationale in L272-277.</w:t>
+      </w:r>
     </w:p>
     <w:p>
       <w:pPr>
